--- a/static/images/docs/Louis_Andrada_Artwork_labels.docx
+++ b/static/images/docs/Louis_Andrada_Artwork_labels.docx
@@ -322,7 +322,7 @@
           <w:sz w:val="12"/>
           <w:szCs w:val="12"/>
         </w:rPr>
-        <w:t>@louisandrada</w:t>
+        <w:t/>
       </w:r>
       <w:r>
         <w:rPr>
@@ -654,7 +654,7 @@
           <w:sz w:val="12"/>
           <w:szCs w:val="12"/>
         </w:rPr>
-        <w:t>@louisandrada</w:t>
+        <w:t/>
       </w:r>
     </w:p>
     <w:p>
@@ -978,7 +978,7 @@
           <w:sz w:val="12"/>
           <w:szCs w:val="12"/>
         </w:rPr>
-        <w:t>@louisandrada</w:t>
+        <w:t/>
       </w:r>
     </w:p>
     <w:p>
@@ -1271,7 +1271,7 @@
           <w:sz w:val="12"/>
           <w:szCs w:val="12"/>
         </w:rPr>
-        <w:t>@louisandrada</w:t>
+        <w:t/>
       </w:r>
     </w:p>
     <w:p>
@@ -1585,7 +1585,7 @@
           <w:sz w:val="12"/>
           <w:szCs w:val="12"/>
         </w:rPr>
-        <w:t>@louisandrada</w:t>
+        <w:t/>
       </w:r>
     </w:p>
     <w:p>
@@ -1907,7 +1907,7 @@
           <w:sz w:val="12"/>
           <w:szCs w:val="12"/>
         </w:rPr>
-        <w:t>@louisandrada</w:t>
+        <w:t/>
       </w:r>
     </w:p>
     <w:p>
@@ -2239,7 +2239,7 @@
           <w:sz w:val="12"/>
           <w:szCs w:val="12"/>
         </w:rPr>
-        <w:t>@louisandrada</w:t>
+        <w:t/>
       </w:r>
     </w:p>
     <w:p>
@@ -2548,7 +2548,7 @@
           <w:sz w:val="12"/>
           <w:szCs w:val="12"/>
         </w:rPr>
-        <w:t>@louisandrada</w:t>
+        <w:t/>
       </w:r>
     </w:p>
     <w:p>
@@ -2894,7 +2894,7 @@
           <w:sz w:val="12"/>
           <w:szCs w:val="12"/>
         </w:rPr>
-        <w:t>@louisandrada</w:t>
+        <w:t/>
       </w:r>
     </w:p>
     <w:p>
@@ -3198,7 +3198,7 @@
           <w:sz w:val="12"/>
           <w:szCs w:val="12"/>
         </w:rPr>
-        <w:t>@louisandrada</w:t>
+        <w:t/>
       </w:r>
     </w:p>
     <w:sectPr>
